--- a/tree_bank_documentacion.docx
+++ b/tree_bank_documentacion.docx
@@ -6886,12 +6886,1172 @@
         <w:t xml:space="preserve">Tree Bank  |  Practicas Profesionalizantes I  |  2025</w:t>
       </w:r>
     </w:p>
+    <w:p>
+      <w:pPr>
+        <w:pStyle w:val="Heading1"/>
+      </w:pPr>
+      <w:r>
+        <w:t>11. Funcionalidades Agregadas (Actualizacion 2026)</w:t>
+      </w:r>
+    </w:p>
+    <w:p>
+      <w:r>
+        <w:t>Esta seccion documenta las funcionalidades incorporadas despues de la entrega inicial: cajas de ahorro en dolares, consulta e informe a la Central de Deudores, prestamos personales y compra/venta de dolares. Todas se integran con la misma API del Banco Central usada por el resto del sistema.</w:t>
+      </w:r>
+    </w:p>
+    <w:p>
+      <w:pPr>
+        <w:pStyle w:val="Heading2"/>
+      </w:pPr>
+      <w:r>
+        <w:t>11.1 Cajas de ahorro en dolares (USD)</w:t>
+      </w:r>
+    </w:p>
+    <w:p>
+      <w:r>
+        <w:t>Ademas de la caja en pesos (creada automaticamente al registrar a la persona), un cliente logueado puede abrir una caja de ahorro en USD desde el Dashboard ('Abrir caja en USD'). El backend llama a POST /accounts del Banco Central con la moneda solicitada, recibe un CBU y alias propios de esa caja, y los guarda como una cuenta bancaria local adicional (una persona puede tener una cuenta en ARS y otra en USD al mismo tiempo).</w:t>
+      </w:r>
+    </w:p>
+    <w:p>
+      <w:pPr>
+        <w:pStyle w:val="Heading2"/>
+      </w:pPr>
+      <w:r>
+        <w:t>11.2 Central de Deudores</w:t>
+      </w:r>
+    </w:p>
+    <w:p>
+      <w:r>
+        <w:t>La Central de Deudores es compartida por todos los bancos de la red: informa la situacion crediticia de una persona (1 = normal, hasta 5 = irrecuperable), sin importar que banco haya originado la deuda. Tree Bank la consulta automaticamente antes de aprobar un prestamo, y la informa cuando un prestamo propio entra en mora.</w:t>
+      </w:r>
+    </w:p>
+    <w:p>
+      <w:pPr>
+        <w:pStyle w:val="Heading2"/>
+      </w:pPr>
+      <w:r>
+        <w:t>11.3 Prestamos personales</w:t>
+      </w:r>
+    </w:p>
+    <w:p>
+      <w:r>
+        <w:t>Un cliente puede solicitar un prestamo en pesos a 3, 6, 12 o 24 cuotas, cada plazo con su propia tasa de interes. Antes de aprobarlo, el sistema consulta la Central de Deudores: si la situacion informada es 4 o 5 (riesgo alto o irrecuperable), el prestamo se rechaza. Si se aprueba, el monto se acredita de inmediato en la caja de ahorro en ARS del solicitante, y el prestamo queda visible en 'Mis prestamos' con el progreso de pago y la fecha de la proxima cuota.</w:t>
+      </w:r>
+    </w:p>
+    <w:p>
+      <w:pPr>
+        <w:pStyle w:val="ListParagraph"/>
+      </w:pPr>
+      <w:r>
+        <w:t>• Cada cuota vence 1 mes despues de la anterior (o de la fecha de alta, para la primera).</w:t>
+      </w:r>
+    </w:p>
+    <w:p>
+      <w:pPr>
+        <w:pStyle w:val="ListParagraph"/>
+      </w:pPr>
+      <w:r>
+        <w:t>• Si una cuota vence y pasan mas de 10 dias sin pagarla, un proceso automatico (corre todos los dias) reporta el prestamo a la Central de Deudores (situacion 4) y bloquea la cuenta, igual que si lo hiciera un administrador a mano.</w:t>
+      </w:r>
+    </w:p>
+    <w:p>
+      <w:pPr>
+        <w:pStyle w:val="ListParagraph"/>
+      </w:pPr>
+      <w:r>
+        <w:t>• El administrador tambien puede marcar un prestamo en mora manualmente en cualquier momento desde el panel de administrador.</w:t>
+      </w:r>
+    </w:p>
+    <w:p>
+      <w:pPr>
+        <w:pStyle w:val="Heading2"/>
+      </w:pPr>
+      <w:r>
+        <w:t>11.4 Compra y venta de dolares</w:t>
+      </w:r>
+    </w:p>
+    <w:p>
+      <w:r>
+        <w:t>Desde 'Cambio', un cliente con caja en ARS y en USD puede comprar o vender dolares entre sus propias cuentas. La cotizacion se busca primero en el Banco Central, despues en DolarAPI (dolar oficial, publica y gratuita) y, si ninguna de las dos responde, se usa un valor fijo configurado en el servidor como ultimo recurso. La cotizacion se cachea unos minutos para no golpear las APIs externas en cada operacion.</w:t>
+      </w:r>
+    </w:p>
+    <w:p>
+      <w:pPr>
+        <w:pStyle w:val="Heading2"/>
+      </w:pPr>
+      <w:r>
+        <w:t>11.5 Mejoras de seguridad y confiabilidad</w:t>
+      </w:r>
+    </w:p>
+    <w:p>
+      <w:pPr>
+        <w:pStyle w:val="ListParagraph"/>
+      </w:pPr>
+      <w:r>
+        <w:t>• Cambiar el alias de una cuenta (ARS o USD) ahora requiere estar logueado y ser el dueno de esa cuenta; antes cualquiera que supiera un CBU podia cambiarle el alias.</w:t>
+      </w:r>
+    </w:p>
+    <w:p>
+      <w:pPr>
+        <w:pStyle w:val="ListParagraph"/>
+      </w:pPr>
+      <w:r>
+        <w:t>• Las llamadas al Banco Central reintentan automaticamente (con una espera corta) cuando responde 429 'demasiadas solicitudes', para absorber picos breves de trafico de pruebas sin que el usuario vea el error.</w:t>
+      </w:r>
+    </w:p>
+    <w:p>
+      <w:pPr>
+        <w:pStyle w:val="Heading2"/>
+      </w:pPr>
+      <w:r>
+        <w:t>11.6 Nuevos endpoints</w:t>
+      </w:r>
+    </w:p>
     <w:sectPr>
       <w:pgSz w:w="11906" w:h="16838" w:orient="portrait"/>
       <w:pgMar w:top="1440" w:right="1440" w:bottom="1440" w:left="1440" w:header="708" w:footer="708" w:gutter="0"/>
       <w:pgNumType/>
       <w:docGrid w:linePitch="360"/>
     </w:sectPr>
+    <w:tbl>
+      <w:tblPr>
+        <w:tblW w:type="dxa" w:w="9360"/>
+        <w:tblBorders>
+          <w:top w:val="single" w:color="auto" w:sz="4"/>
+          <w:left w:val="single" w:color="auto" w:sz="4"/>
+          <w:bottom w:val="single" w:color="auto" w:sz="4"/>
+          <w:right w:val="single" w:color="auto" w:sz="4"/>
+          <w:insideH w:val="single" w:color="auto" w:sz="4"/>
+          <w:insideV w:val="single" w:color="auto" w:sz="4"/>
+        </w:tblBorders>
+      </w:tblPr>
+      <w:tblGrid>
+        <w:gridCol w:w="1800"/>
+        <w:gridCol w:w="2000"/>
+        <w:gridCol w:w="2880"/>
+        <w:gridCol w:w="2680"/>
+      </w:tblGrid>
+      <w:tr>
+        <w:tc>
+          <w:tcPr>
+            <w:tcBorders>
+              <w:top w:val="single" w:color="CCCCCC" w:sz="1"/>
+              <w:left w:val="single" w:color="CCCCCC" w:sz="1"/>
+              <w:bottom w:val="single" w:color="CCCCCC" w:sz="1"/>
+              <w:right w:val="single" w:color="CCCCCC" w:sz="1"/>
+            </w:tcBorders>
+            <w:shd w:fill="166534" w:val="clear"/>
+            <w:tcMar>
+              <w:top w:type="dxa" w:w="80"/>
+              <w:left w:type="dxa" w:w="150"/>
+              <w:bottom w:type="dxa" w:w="80"/>
+              <w:right w:type="dxa" w:w="150"/>
+            </w:tcMar>
+          </w:tcPr>
+          <w:p>
+            <w:r>
+              <w:rPr>
+                <w:b/>
+              </w:rPr>
+              <w:t>Metodo</w:t>
+            </w:r>
+          </w:p>
+        </w:tc>
+        <w:tc>
+          <w:tcPr>
+            <w:tcBorders>
+              <w:top w:val="single" w:color="CCCCCC" w:sz="1"/>
+              <w:left w:val="single" w:color="CCCCCC" w:sz="1"/>
+              <w:bottom w:val="single" w:color="CCCCCC" w:sz="1"/>
+              <w:right w:val="single" w:color="CCCCCC" w:sz="1"/>
+            </w:tcBorders>
+            <w:shd w:fill="166534" w:val="clear"/>
+            <w:tcMar>
+              <w:top w:type="dxa" w:w="80"/>
+              <w:left w:type="dxa" w:w="150"/>
+              <w:bottom w:type="dxa" w:w="80"/>
+              <w:right w:type="dxa" w:w="150"/>
+            </w:tcMar>
+          </w:tcPr>
+          <w:p>
+            <w:r>
+              <w:rPr>
+                <w:b/>
+              </w:rPr>
+              <w:t>Ruta</w:t>
+            </w:r>
+          </w:p>
+        </w:tc>
+        <w:tc>
+          <w:tcPr>
+            <w:tcBorders>
+              <w:top w:val="single" w:color="CCCCCC" w:sz="1"/>
+              <w:left w:val="single" w:color="CCCCCC" w:sz="1"/>
+              <w:bottom w:val="single" w:color="CCCCCC" w:sz="1"/>
+              <w:right w:val="single" w:color="CCCCCC" w:sz="1"/>
+            </w:tcBorders>
+            <w:shd w:fill="166534" w:val="clear"/>
+            <w:tcMar>
+              <w:top w:type="dxa" w:w="80"/>
+              <w:left w:type="dxa" w:w="150"/>
+              <w:bottom w:type="dxa" w:w="80"/>
+              <w:right w:type="dxa" w:w="150"/>
+            </w:tcMar>
+          </w:tcPr>
+          <w:p>
+            <w:r>
+              <w:rPr>
+                <w:b/>
+              </w:rPr>
+              <w:t>Descripcion</w:t>
+            </w:r>
+          </w:p>
+        </w:tc>
+        <w:tc>
+          <w:tcPr>
+            <w:tcBorders>
+              <w:top w:val="single" w:color="CCCCCC" w:sz="1"/>
+              <w:left w:val="single" w:color="CCCCCC" w:sz="1"/>
+              <w:bottom w:val="single" w:color="CCCCCC" w:sz="1"/>
+              <w:right w:val="single" w:color="CCCCCC" w:sz="1"/>
+            </w:tcBorders>
+            <w:shd w:fill="166534" w:val="clear"/>
+            <w:tcMar>
+              <w:top w:type="dxa" w:w="80"/>
+              <w:left w:type="dxa" w:w="150"/>
+              <w:bottom w:type="dxa" w:w="80"/>
+              <w:right w:type="dxa" w:w="150"/>
+            </w:tcMar>
+          </w:tcPr>
+          <w:p>
+            <w:r>
+              <w:rPr>
+                <w:b/>
+              </w:rPr>
+              <w:t>Auth</w:t>
+            </w:r>
+          </w:p>
+        </w:tc>
+      </w:tr>
+      <w:tr>
+        <w:tc>
+          <w:tcPr>
+            <w:tcBorders>
+              <w:top w:val="single" w:color="CCCCCC" w:sz="1"/>
+              <w:left w:val="single" w:color="CCCCCC" w:sz="1"/>
+              <w:bottom w:val="single" w:color="CCCCCC" w:sz="1"/>
+              <w:right w:val="single" w:color="CCCCCC" w:sz="1"/>
+            </w:tcBorders>
+            <w:shd w:fill="F0FDF4" w:val="clear"/>
+            <w:tcMar>
+              <w:top w:type="dxa" w:w="80"/>
+              <w:left w:type="dxa" w:w="150"/>
+              <w:bottom w:type="dxa" w:w="80"/>
+              <w:right w:type="dxa" w:w="150"/>
+            </w:tcMar>
+          </w:tcPr>
+          <w:p>
+            <w:r>
+              <w:t>POST</w:t>
+            </w:r>
+          </w:p>
+        </w:tc>
+        <w:tc>
+          <w:tcPr>
+            <w:tcBorders>
+              <w:top w:val="single" w:color="CCCCCC" w:sz="1"/>
+              <w:left w:val="single" w:color="CCCCCC" w:sz="1"/>
+              <w:bottom w:val="single" w:color="CCCCCC" w:sz="1"/>
+              <w:right w:val="single" w:color="CCCCCC" w:sz="1"/>
+            </w:tcBorders>
+            <w:shd w:fill="FFFFFF" w:val="clear"/>
+            <w:tcMar>
+              <w:top w:type="dxa" w:w="80"/>
+              <w:left w:type="dxa" w:w="150"/>
+              <w:bottom w:type="dxa" w:w="80"/>
+              <w:right w:type="dxa" w:w="150"/>
+            </w:tcMar>
+          </w:tcPr>
+          <w:p>
+            <w:r>
+              <w:t>/api/cuentas</w:t>
+            </w:r>
+          </w:p>
+        </w:tc>
+        <w:tc>
+          <w:tcPr>
+            <w:tcBorders>
+              <w:top w:val="single" w:color="CCCCCC" w:sz="1"/>
+              <w:left w:val="single" w:color="CCCCCC" w:sz="1"/>
+              <w:bottom w:val="single" w:color="CCCCCC" w:sz="1"/>
+              <w:right w:val="single" w:color="CCCCCC" w:sz="1"/>
+            </w:tcBorders>
+            <w:shd w:fill="FFFFFF" w:val="clear"/>
+            <w:tcMar>
+              <w:top w:type="dxa" w:w="80"/>
+              <w:left w:type="dxa" w:w="150"/>
+              <w:bottom w:type="dxa" w:w="80"/>
+              <w:right w:type="dxa" w:w="150"/>
+            </w:tcMar>
+          </w:tcPr>
+          <w:p>
+            <w:r>
+              <w:t>Abre (o recupera) una caja de ahorro en ARS o USD</w:t>
+            </w:r>
+          </w:p>
+        </w:tc>
+        <w:tc>
+          <w:tcPr>
+            <w:tcBorders>
+              <w:top w:val="single" w:color="CCCCCC" w:sz="1"/>
+              <w:left w:val="single" w:color="CCCCCC" w:sz="1"/>
+              <w:bottom w:val="single" w:color="CCCCCC" w:sz="1"/>
+              <w:right w:val="single" w:color="CCCCCC" w:sz="1"/>
+            </w:tcBorders>
+            <w:shd w:fill="FFFFFF" w:val="clear"/>
+            <w:tcMar>
+              <w:top w:type="dxa" w:w="80"/>
+              <w:left w:type="dxa" w:w="150"/>
+              <w:bottom w:type="dxa" w:w="80"/>
+              <w:right w:type="dxa" w:w="150"/>
+            </w:tcMar>
+          </w:tcPr>
+          <w:p>
+            <w:r>
+              <w:t>Si</w:t>
+            </w:r>
+          </w:p>
+        </w:tc>
+      </w:tr>
+      <w:tr>
+        <w:tc>
+          <w:tcPr>
+            <w:tcBorders>
+              <w:top w:val="single" w:color="CCCCCC" w:sz="1"/>
+              <w:left w:val="single" w:color="CCCCCC" w:sz="1"/>
+              <w:bottom w:val="single" w:color="CCCCCC" w:sz="1"/>
+              <w:right w:val="single" w:color="CCCCCC" w:sz="1"/>
+            </w:tcBorders>
+            <w:shd w:fill="F0FDF4" w:val="clear"/>
+            <w:tcMar>
+              <w:top w:type="dxa" w:w="80"/>
+              <w:left w:type="dxa" w:w="150"/>
+              <w:bottom w:type="dxa" w:w="80"/>
+              <w:right w:type="dxa" w:w="150"/>
+            </w:tcMar>
+          </w:tcPr>
+          <w:p>
+            <w:r>
+              <w:t>GET</w:t>
+            </w:r>
+          </w:p>
+        </w:tc>
+        <w:tc>
+          <w:tcPr>
+            <w:tcBorders>
+              <w:top w:val="single" w:color="CCCCCC" w:sz="1"/>
+              <w:left w:val="single" w:color="CCCCCC" w:sz="1"/>
+              <w:bottom w:val="single" w:color="CCCCCC" w:sz="1"/>
+              <w:right w:val="single" w:color="CCCCCC" w:sz="1"/>
+            </w:tcBorders>
+            <w:shd w:fill="FFFFFF" w:val="clear"/>
+            <w:tcMar>
+              <w:top w:type="dxa" w:w="80"/>
+              <w:left w:type="dxa" w:w="150"/>
+              <w:bottom w:type="dxa" w:w="80"/>
+              <w:right w:type="dxa" w:w="150"/>
+            </w:tcMar>
+          </w:tcPr>
+          <w:p>
+            <w:r>
+              <w:t>/api/cuentas/:cbu</w:t>
+            </w:r>
+          </w:p>
+        </w:tc>
+        <w:tc>
+          <w:tcPr>
+            <w:tcBorders>
+              <w:top w:val="single" w:color="CCCCCC" w:sz="1"/>
+              <w:left w:val="single" w:color="CCCCCC" w:sz="1"/>
+              <w:bottom w:val="single" w:color="CCCCCC" w:sz="1"/>
+              <w:right w:val="single" w:color="CCCCCC" w:sz="1"/>
+            </w:tcBorders>
+            <w:shd w:fill="FFFFFF" w:val="clear"/>
+            <w:tcMar>
+              <w:top w:type="dxa" w:w="80"/>
+              <w:left w:type="dxa" w:w="150"/>
+              <w:bottom w:type="dxa" w:w="80"/>
+              <w:right w:type="dxa" w:w="150"/>
+            </w:tcMar>
+          </w:tcPr>
+          <w:p>
+            <w:r>
+              <w:t>Busca una cuenta (no ARS) por CBU</w:t>
+            </w:r>
+          </w:p>
+        </w:tc>
+        <w:tc>
+          <w:tcPr>
+            <w:tcBorders>
+              <w:top w:val="single" w:color="CCCCCC" w:sz="1"/>
+              <w:left w:val="single" w:color="CCCCCC" w:sz="1"/>
+              <w:bottom w:val="single" w:color="CCCCCC" w:sz="1"/>
+              <w:right w:val="single" w:color="CCCCCC" w:sz="1"/>
+            </w:tcBorders>
+            <w:shd w:fill="FFFFFF" w:val="clear"/>
+            <w:tcMar>
+              <w:top w:type="dxa" w:w="80"/>
+              <w:left w:type="dxa" w:w="150"/>
+              <w:bottom w:type="dxa" w:w="80"/>
+              <w:right w:type="dxa" w:w="150"/>
+            </w:tcMar>
+          </w:tcPr>
+          <w:p>
+            <w:r>
+              <w:t>No</w:t>
+            </w:r>
+          </w:p>
+        </w:tc>
+      </w:tr>
+      <w:tr>
+        <w:tc>
+          <w:tcPr>
+            <w:tcBorders>
+              <w:top w:val="single" w:color="CCCCCC" w:sz="1"/>
+              <w:left w:val="single" w:color="CCCCCC" w:sz="1"/>
+              <w:bottom w:val="single" w:color="CCCCCC" w:sz="1"/>
+              <w:right w:val="single" w:color="CCCCCC" w:sz="1"/>
+            </w:tcBorders>
+            <w:shd w:fill="F0FDF4" w:val="clear"/>
+            <w:tcMar>
+              <w:top w:type="dxa" w:w="80"/>
+              <w:left w:type="dxa" w:w="150"/>
+              <w:bottom w:type="dxa" w:w="80"/>
+              <w:right w:type="dxa" w:w="150"/>
+            </w:tcMar>
+          </w:tcPr>
+          <w:p>
+            <w:r>
+              <w:t>GET</w:t>
+            </w:r>
+          </w:p>
+        </w:tc>
+        <w:tc>
+          <w:tcPr>
+            <w:tcBorders>
+              <w:top w:val="single" w:color="CCCCCC" w:sz="1"/>
+              <w:left w:val="single" w:color="CCCCCC" w:sz="1"/>
+              <w:bottom w:val="single" w:color="CCCCCC" w:sz="1"/>
+              <w:right w:val="single" w:color="CCCCCC" w:sz="1"/>
+            </w:tcBorders>
+            <w:shd w:fill="FFFFFF" w:val="clear"/>
+            <w:tcMar>
+              <w:top w:type="dxa" w:w="80"/>
+              <w:left w:type="dxa" w:w="150"/>
+              <w:bottom w:type="dxa" w:w="80"/>
+              <w:right w:type="dxa" w:w="150"/>
+            </w:tcMar>
+          </w:tcPr>
+          <w:p>
+            <w:r>
+              <w:t>/api/cuentas/alias/:alias</w:t>
+            </w:r>
+          </w:p>
+        </w:tc>
+        <w:tc>
+          <w:tcPr>
+            <w:tcBorders>
+              <w:top w:val="single" w:color="CCCCCC" w:sz="1"/>
+              <w:left w:val="single" w:color="CCCCCC" w:sz="1"/>
+              <w:bottom w:val="single" w:color="CCCCCC" w:sz="1"/>
+              <w:right w:val="single" w:color="CCCCCC" w:sz="1"/>
+            </w:tcBorders>
+            <w:shd w:fill="FFFFFF" w:val="clear"/>
+            <w:tcMar>
+              <w:top w:type="dxa" w:w="80"/>
+              <w:left w:type="dxa" w:w="150"/>
+              <w:bottom w:type="dxa" w:w="80"/>
+              <w:right w:type="dxa" w:w="150"/>
+            </w:tcMar>
+          </w:tcPr>
+          <w:p>
+            <w:r>
+              <w:t>Busca una cuenta (no ARS) por alias</w:t>
+            </w:r>
+          </w:p>
+        </w:tc>
+        <w:tc>
+          <w:tcPr>
+            <w:tcBorders>
+              <w:top w:val="single" w:color="CCCCCC" w:sz="1"/>
+              <w:left w:val="single" w:color="CCCCCC" w:sz="1"/>
+              <w:bottom w:val="single" w:color="CCCCCC" w:sz="1"/>
+              <w:right w:val="single" w:color="CCCCCC" w:sz="1"/>
+            </w:tcBorders>
+            <w:shd w:fill="FFFFFF" w:val="clear"/>
+            <w:tcMar>
+              <w:top w:type="dxa" w:w="80"/>
+              <w:left w:type="dxa" w:w="150"/>
+              <w:bottom w:type="dxa" w:w="80"/>
+              <w:right w:type="dxa" w:w="150"/>
+            </w:tcMar>
+          </w:tcPr>
+          <w:p>
+            <w:r>
+              <w:t>No</w:t>
+            </w:r>
+          </w:p>
+        </w:tc>
+      </w:tr>
+      <w:tr>
+        <w:tc>
+          <w:tcPr>
+            <w:tcBorders>
+              <w:top w:val="single" w:color="CCCCCC" w:sz="1"/>
+              <w:left w:val="single" w:color="CCCCCC" w:sz="1"/>
+              <w:bottom w:val="single" w:color="CCCCCC" w:sz="1"/>
+              <w:right w:val="single" w:color="CCCCCC" w:sz="1"/>
+            </w:tcBorders>
+            <w:shd w:fill="F0FDF4" w:val="clear"/>
+            <w:tcMar>
+              <w:top w:type="dxa" w:w="80"/>
+              <w:left w:type="dxa" w:w="150"/>
+              <w:bottom w:type="dxa" w:w="80"/>
+              <w:right w:type="dxa" w:w="150"/>
+            </w:tcMar>
+          </w:tcPr>
+          <w:p>
+            <w:r>
+              <w:t>PUT</w:t>
+            </w:r>
+          </w:p>
+        </w:tc>
+        <w:tc>
+          <w:tcPr>
+            <w:tcBorders>
+              <w:top w:val="single" w:color="CCCCCC" w:sz="1"/>
+              <w:left w:val="single" w:color="CCCCCC" w:sz="1"/>
+              <w:bottom w:val="single" w:color="CCCCCC" w:sz="1"/>
+              <w:right w:val="single" w:color="CCCCCC" w:sz="1"/>
+            </w:tcBorders>
+            <w:shd w:fill="FFFFFF" w:val="clear"/>
+            <w:tcMar>
+              <w:top w:type="dxa" w:w="80"/>
+              <w:left w:type="dxa" w:w="150"/>
+              <w:bottom w:type="dxa" w:w="80"/>
+              <w:right w:type="dxa" w:w="150"/>
+            </w:tcMar>
+          </w:tcPr>
+          <w:p>
+            <w:r>
+              <w:t>/api/cuentas/:cbu/alias</w:t>
+            </w:r>
+          </w:p>
+        </w:tc>
+        <w:tc>
+          <w:tcPr>
+            <w:tcBorders>
+              <w:top w:val="single" w:color="CCCCCC" w:sz="1"/>
+              <w:left w:val="single" w:color="CCCCCC" w:sz="1"/>
+              <w:bottom w:val="single" w:color="CCCCCC" w:sz="1"/>
+              <w:right w:val="single" w:color="CCCCCC" w:sz="1"/>
+            </w:tcBorders>
+            <w:shd w:fill="FFFFFF" w:val="clear"/>
+            <w:tcMar>
+              <w:top w:type="dxa" w:w="80"/>
+              <w:left w:type="dxa" w:w="150"/>
+              <w:bottom w:type="dxa" w:w="80"/>
+              <w:right w:type="dxa" w:w="150"/>
+            </w:tcMar>
+          </w:tcPr>
+          <w:p>
+            <w:r>
+              <w:t>Cambia el alias de una cuenta (solo el dueno)</w:t>
+            </w:r>
+          </w:p>
+        </w:tc>
+        <w:tc>
+          <w:tcPr>
+            <w:tcBorders>
+              <w:top w:val="single" w:color="CCCCCC" w:sz="1"/>
+              <w:left w:val="single" w:color="CCCCCC" w:sz="1"/>
+              <w:bottom w:val="single" w:color="CCCCCC" w:sz="1"/>
+              <w:right w:val="single" w:color="CCCCCC" w:sz="1"/>
+            </w:tcBorders>
+            <w:shd w:fill="FFFFFF" w:val="clear"/>
+            <w:tcMar>
+              <w:top w:type="dxa" w:w="80"/>
+              <w:left w:type="dxa" w:w="150"/>
+              <w:bottom w:type="dxa" w:w="80"/>
+              <w:right w:type="dxa" w:w="150"/>
+            </w:tcMar>
+          </w:tcPr>
+          <w:p>
+            <w:r>
+              <w:t>Si</w:t>
+            </w:r>
+          </w:p>
+        </w:tc>
+      </w:tr>
+      <w:tr>
+        <w:tc>
+          <w:tcPr>
+            <w:tcBorders>
+              <w:top w:val="single" w:color="CCCCCC" w:sz="1"/>
+              <w:left w:val="single" w:color="CCCCCC" w:sz="1"/>
+              <w:bottom w:val="single" w:color="CCCCCC" w:sz="1"/>
+              <w:right w:val="single" w:color="CCCCCC" w:sz="1"/>
+            </w:tcBorders>
+            <w:shd w:fill="F0FDF4" w:val="clear"/>
+            <w:tcMar>
+              <w:top w:type="dxa" w:w="80"/>
+              <w:left w:type="dxa" w:w="150"/>
+              <w:bottom w:type="dxa" w:w="80"/>
+              <w:right w:type="dxa" w:w="150"/>
+            </w:tcMar>
+          </w:tcPr>
+          <w:p>
+            <w:r>
+              <w:t>PUT</w:t>
+            </w:r>
+          </w:p>
+        </w:tc>
+        <w:tc>
+          <w:tcPr>
+            <w:tcBorders>
+              <w:top w:val="single" w:color="CCCCCC" w:sz="1"/>
+              <w:left w:val="single" w:color="CCCCCC" w:sz="1"/>
+              <w:bottom w:val="single" w:color="CCCCCC" w:sz="1"/>
+              <w:right w:val="single" w:color="CCCCCC" w:sz="1"/>
+            </w:tcBorders>
+            <w:shd w:fill="FFFFFF" w:val="clear"/>
+            <w:tcMar>
+              <w:top w:type="dxa" w:w="80"/>
+              <w:left w:type="dxa" w:w="150"/>
+              <w:bottom w:type="dxa" w:w="80"/>
+              <w:right w:type="dxa" w:w="150"/>
+            </w:tcMar>
+          </w:tcPr>
+          <w:p>
+            <w:r>
+              <w:t>/api/personas/:cbu/alias</w:t>
+            </w:r>
+          </w:p>
+        </w:tc>
+        <w:tc>
+          <w:tcPr>
+            <w:tcBorders>
+              <w:top w:val="single" w:color="CCCCCC" w:sz="1"/>
+              <w:left w:val="single" w:color="CCCCCC" w:sz="1"/>
+              <w:bottom w:val="single" w:color="CCCCCC" w:sz="1"/>
+              <w:right w:val="single" w:color="CCCCCC" w:sz="1"/>
+            </w:tcBorders>
+            <w:shd w:fill="FFFFFF" w:val="clear"/>
+            <w:tcMar>
+              <w:top w:type="dxa" w:w="80"/>
+              <w:left w:type="dxa" w:w="150"/>
+              <w:bottom w:type="dxa" w:w="80"/>
+              <w:right w:type="dxa" w:w="150"/>
+            </w:tcMar>
+          </w:tcPr>
+          <w:p>
+            <w:r>
+              <w:t>Cambia el alias de la caja en ARS (solo el dueno)</w:t>
+            </w:r>
+          </w:p>
+        </w:tc>
+        <w:tc>
+          <w:tcPr>
+            <w:tcBorders>
+              <w:top w:val="single" w:color="CCCCCC" w:sz="1"/>
+              <w:left w:val="single" w:color="CCCCCC" w:sz="1"/>
+              <w:bottom w:val="single" w:color="CCCCCC" w:sz="1"/>
+              <w:right w:val="single" w:color="CCCCCC" w:sz="1"/>
+            </w:tcBorders>
+            <w:shd w:fill="FFFFFF" w:val="clear"/>
+            <w:tcMar>
+              <w:top w:type="dxa" w:w="80"/>
+              <w:left w:type="dxa" w:w="150"/>
+              <w:bottom w:type="dxa" w:w="80"/>
+              <w:right w:type="dxa" w:w="150"/>
+            </w:tcMar>
+          </w:tcPr>
+          <w:p>
+            <w:r>
+              <w:t>Si</w:t>
+            </w:r>
+          </w:p>
+        </w:tc>
+      </w:tr>
+      <w:tr>
+        <w:tc>
+          <w:tcPr>
+            <w:tcBorders>
+              <w:top w:val="single" w:color="CCCCCC" w:sz="1"/>
+              <w:left w:val="single" w:color="CCCCCC" w:sz="1"/>
+              <w:bottom w:val="single" w:color="CCCCCC" w:sz="1"/>
+              <w:right w:val="single" w:color="CCCCCC" w:sz="1"/>
+            </w:tcBorders>
+            <w:shd w:fill="F0FDF4" w:val="clear"/>
+            <w:tcMar>
+              <w:top w:type="dxa" w:w="80"/>
+              <w:left w:type="dxa" w:w="150"/>
+              <w:bottom w:type="dxa" w:w="80"/>
+              <w:right w:type="dxa" w:w="150"/>
+            </w:tcMar>
+          </w:tcPr>
+          <w:p>
+            <w:r>
+              <w:t>GET</w:t>
+            </w:r>
+          </w:p>
+        </w:tc>
+        <w:tc>
+          <w:tcPr>
+            <w:tcBorders>
+              <w:top w:val="single" w:color="CCCCCC" w:sz="1"/>
+              <w:left w:val="single" w:color="CCCCCC" w:sz="1"/>
+              <w:bottom w:val="single" w:color="CCCCCC" w:sz="1"/>
+              <w:right w:val="single" w:color="CCCCCC" w:sz="1"/>
+            </w:tcBorders>
+            <w:shd w:fill="FFFFFF" w:val="clear"/>
+            <w:tcMar>
+              <w:top w:type="dxa" w:w="80"/>
+              <w:left w:type="dxa" w:w="150"/>
+              <w:bottom w:type="dxa" w:w="80"/>
+              <w:right w:type="dxa" w:w="150"/>
+            </w:tcMar>
+          </w:tcPr>
+          <w:p>
+            <w:r>
+              <w:t>/api/central-deudores/:dni</w:t>
+            </w:r>
+          </w:p>
+        </w:tc>
+        <w:tc>
+          <w:tcPr>
+            <w:tcBorders>
+              <w:top w:val="single" w:color="CCCCCC" w:sz="1"/>
+              <w:left w:val="single" w:color="CCCCCC" w:sz="1"/>
+              <w:bottom w:val="single" w:color="CCCCCC" w:sz="1"/>
+              <w:right w:val="single" w:color="CCCCCC" w:sz="1"/>
+            </w:tcBorders>
+            <w:shd w:fill="FFFFFF" w:val="clear"/>
+            <w:tcMar>
+              <w:top w:type="dxa" w:w="80"/>
+              <w:left w:type="dxa" w:w="150"/>
+              <w:bottom w:type="dxa" w:w="80"/>
+              <w:right w:type="dxa" w:w="150"/>
+            </w:tcMar>
+          </w:tcPr>
+          <w:p>
+            <w:r>
+              <w:t>Consulta la situacion crediticia de un DNI</w:t>
+            </w:r>
+          </w:p>
+        </w:tc>
+        <w:tc>
+          <w:tcPr>
+            <w:tcBorders>
+              <w:top w:val="single" w:color="CCCCCC" w:sz="1"/>
+              <w:left w:val="single" w:color="CCCCCC" w:sz="1"/>
+              <w:bottom w:val="single" w:color="CCCCCC" w:sz="1"/>
+              <w:right w:val="single" w:color="CCCCCC" w:sz="1"/>
+            </w:tcBorders>
+            <w:shd w:fill="FFFFFF" w:val="clear"/>
+            <w:tcMar>
+              <w:top w:type="dxa" w:w="80"/>
+              <w:left w:type="dxa" w:w="150"/>
+              <w:bottom w:type="dxa" w:w="80"/>
+              <w:right w:type="dxa" w:w="150"/>
+            </w:tcMar>
+          </w:tcPr>
+          <w:p>
+            <w:r>
+              <w:t>No</w:t>
+            </w:r>
+          </w:p>
+        </w:tc>
+      </w:tr>
+      <w:tr>
+        <w:tc>
+          <w:tcPr>
+            <w:tcW w:type="dxa" w:w="1800"/>
+          </w:tcPr>
+          <w:p>
+            <w:r>
+              <w:t>POST</w:t>
+            </w:r>
+          </w:p>
+        </w:tc>
+        <w:tc>
+          <w:tcPr>
+            <w:tcW w:type="dxa" w:w="2000"/>
+          </w:tcPr>
+          <w:p>
+            <w:r>
+              <w:t>/api/central-deudores</w:t>
+            </w:r>
+          </w:p>
+        </w:tc>
+        <w:tc>
+          <w:tcPr>
+            <w:tcW w:type="dxa" w:w="2880"/>
+          </w:tcPr>
+          <w:p>
+            <w:r>
+              <w:t>Informa una deuda a la Central de Deudores</w:t>
+            </w:r>
+          </w:p>
+        </w:tc>
+        <w:tc>
+          <w:tcPr>
+            <w:tcW w:type="dxa" w:w="2680"/>
+          </w:tcPr>
+          <w:p>
+            <w:r>
+              <w:t>Si (Admin)</w:t>
+            </w:r>
+          </w:p>
+        </w:tc>
+      </w:tr>
+      <w:tr>
+        <w:tc>
+          <w:tcPr>
+            <w:tcW w:type="dxa" w:w="1800"/>
+          </w:tcPr>
+          <w:p>
+            <w:r>
+              <w:t>POST</w:t>
+            </w:r>
+          </w:p>
+        </w:tc>
+        <w:tc>
+          <w:tcPr>
+            <w:tcW w:type="dxa" w:w="2000"/>
+          </w:tcPr>
+          <w:p>
+            <w:r>
+              <w:t>/api/prestamos</w:t>
+            </w:r>
+          </w:p>
+        </w:tc>
+        <w:tc>
+          <w:tcPr>
+            <w:tcW w:type="dxa" w:w="2880"/>
+          </w:tcPr>
+          <w:p>
+            <w:r>
+              <w:t>Solicita un prestamo personal</w:t>
+            </w:r>
+          </w:p>
+        </w:tc>
+        <w:tc>
+          <w:tcPr>
+            <w:tcW w:type="dxa" w:w="2680"/>
+          </w:tcPr>
+          <w:p>
+            <w:r>
+              <w:t>Si</w:t>
+            </w:r>
+          </w:p>
+        </w:tc>
+      </w:tr>
+      <w:tr>
+        <w:tc>
+          <w:tcPr>
+            <w:tcW w:type="dxa" w:w="1800"/>
+          </w:tcPr>
+          <w:p>
+            <w:r>
+              <w:t>GET</w:t>
+            </w:r>
+          </w:p>
+        </w:tc>
+        <w:tc>
+          <w:tcPr>
+            <w:tcW w:type="dxa" w:w="2000"/>
+          </w:tcPr>
+          <w:p>
+            <w:r>
+              <w:t>/api/prestamos</w:t>
+            </w:r>
+          </w:p>
+        </w:tc>
+        <w:tc>
+          <w:tcPr>
+            <w:tcW w:type="dxa" w:w="2880"/>
+          </w:tcPr>
+          <w:p>
+            <w:r>
+              <w:t>Lista los prestamos del usuario logueado</w:t>
+            </w:r>
+          </w:p>
+        </w:tc>
+        <w:tc>
+          <w:tcPr>
+            <w:tcW w:type="dxa" w:w="2680"/>
+          </w:tcPr>
+          <w:p>
+            <w:r>
+              <w:t>Si</w:t>
+            </w:r>
+          </w:p>
+        </w:tc>
+      </w:tr>
+      <w:tr>
+        <w:tc>
+          <w:tcPr>
+            <w:tcW w:type="dxa" w:w="1800"/>
+          </w:tcPr>
+          <w:p>
+            <w:r>
+              <w:t>POST</w:t>
+            </w:r>
+          </w:p>
+        </w:tc>
+        <w:tc>
+          <w:tcPr>
+            <w:tcW w:type="dxa" w:w="2000"/>
+          </w:tcPr>
+          <w:p>
+            <w:r>
+              <w:t>/api/prestamos/:id/pagar-cuota</w:t>
+            </w:r>
+          </w:p>
+        </w:tc>
+        <w:tc>
+          <w:tcPr>
+            <w:tcW w:type="dxa" w:w="2880"/>
+          </w:tcPr>
+          <w:p>
+            <w:r>
+              <w:t>Paga la proxima cuota de un prestamo</w:t>
+            </w:r>
+          </w:p>
+        </w:tc>
+        <w:tc>
+          <w:tcPr>
+            <w:tcW w:type="dxa" w:w="2680"/>
+          </w:tcPr>
+          <w:p>
+            <w:r>
+              <w:t>Si</w:t>
+            </w:r>
+          </w:p>
+        </w:tc>
+      </w:tr>
+      <w:tr>
+        <w:tc>
+          <w:tcPr>
+            <w:tcW w:type="dxa" w:w="1800"/>
+          </w:tcPr>
+          <w:p>
+            <w:r>
+              <w:t>GET</w:t>
+            </w:r>
+          </w:p>
+        </w:tc>
+        <w:tc>
+          <w:tcPr>
+            <w:tcW w:type="dxa" w:w="2000"/>
+          </w:tcPr>
+          <w:p>
+            <w:r>
+              <w:t>/api/admin/prestamos</w:t>
+            </w:r>
+          </w:p>
+        </w:tc>
+        <w:tc>
+          <w:tcPr>
+            <w:tcW w:type="dxa" w:w="2880"/>
+          </w:tcPr>
+          <w:p>
+            <w:r>
+              <w:t>Lista todos los prestamos del banco</w:t>
+            </w:r>
+          </w:p>
+        </w:tc>
+        <w:tc>
+          <w:tcPr>
+            <w:tcW w:type="dxa" w:w="2680"/>
+          </w:tcPr>
+          <w:p>
+            <w:r>
+              <w:t>Si (Admin)</w:t>
+            </w:r>
+          </w:p>
+        </w:tc>
+      </w:tr>
+      <w:tr>
+        <w:tc>
+          <w:tcPr>
+            <w:tcW w:type="dxa" w:w="1800"/>
+          </w:tcPr>
+          <w:p>
+            <w:r>
+              <w:t>PUT</w:t>
+            </w:r>
+          </w:p>
+        </w:tc>
+        <w:tc>
+          <w:tcPr>
+            <w:tcW w:type="dxa" w:w="2000"/>
+          </w:tcPr>
+          <w:p>
+            <w:r>
+              <w:t>/api/admin/prestamos/:id/mora</w:t>
+            </w:r>
+          </w:p>
+        </w:tc>
+        <w:tc>
+          <w:tcPr>
+            <w:tcW w:type="dxa" w:w="2880"/>
+          </w:tcPr>
+          <w:p>
+            <w:r>
+              <w:t>Marca un prestamo en mora manualmente</w:t>
+            </w:r>
+          </w:p>
+        </w:tc>
+        <w:tc>
+          <w:tcPr>
+            <w:tcW w:type="dxa" w:w="2680"/>
+          </w:tcPr>
+          <w:p>
+            <w:r>
+              <w:t>Si (Admin)</w:t>
+            </w:r>
+          </w:p>
+        </w:tc>
+      </w:tr>
+      <w:tr>
+        <w:tc>
+          <w:tcPr>
+            <w:tcW w:type="dxa" w:w="1800"/>
+          </w:tcPr>
+          <w:p>
+            <w:r>
+              <w:t>GET</w:t>
+            </w:r>
+          </w:p>
+        </w:tc>
+        <w:tc>
+          <w:tcPr>
+            <w:tcW w:type="dxa" w:w="2000"/>
+          </w:tcPr>
+          <w:p>
+            <w:r>
+              <w:t>/api/cambio/cotizacion</w:t>
+            </w:r>
+          </w:p>
+        </w:tc>
+        <w:tc>
+          <w:tcPr>
+            <w:tcW w:type="dxa" w:w="2880"/>
+          </w:tcPr>
+          <w:p>
+            <w:r>
+              <w:t>Cotizacion oficial de compra/venta de USD</w:t>
+            </w:r>
+          </w:p>
+        </w:tc>
+        <w:tc>
+          <w:tcPr>
+            <w:tcW w:type="dxa" w:w="2680"/>
+          </w:tcPr>
+          <w:p>
+            <w:r>
+              <w:t>No</w:t>
+            </w:r>
+          </w:p>
+        </w:tc>
+      </w:tr>
+      <w:tr>
+        <w:tc>
+          <w:tcPr>
+            <w:tcW w:type="dxa" w:w="1800"/>
+          </w:tcPr>
+          <w:p>
+            <w:r>
+              <w:t>POST</w:t>
+            </w:r>
+          </w:p>
+        </w:tc>
+        <w:tc>
+          <w:tcPr>
+            <w:tcW w:type="dxa" w:w="2000"/>
+          </w:tcPr>
+          <w:p>
+            <w:r>
+              <w:t>/api/cambio</w:t>
+            </w:r>
+          </w:p>
+        </w:tc>
+        <w:tc>
+          <w:tcPr>
+            <w:tcW w:type="dxa" w:w="2880"/>
+          </w:tcPr>
+          <w:p>
+            <w:r>
+              <w:t>Compra o vende dolares entre las cajas propias</w:t>
+            </w:r>
+          </w:p>
+        </w:tc>
+        <w:tc>
+          <w:tcPr>
+            <w:tcW w:type="dxa" w:w="2680"/>
+          </w:tcPr>
+          <w:p>
+            <w:r>
+              <w:t>Si</w:t>
+            </w:r>
+          </w:p>
+        </w:tc>
+      </w:tr>
+      <w:tr>
+        <w:tc>
+          <w:tcPr>
+            <w:tcW w:type="dxa" w:w="1800"/>
+          </w:tcPr>
+          <w:p>
+            <w:r>
+              <w:t>GET</w:t>
+            </w:r>
+          </w:p>
+        </w:tc>
+        <w:tc>
+          <w:tcPr>
+            <w:tcW w:type="dxa" w:w="2000"/>
+          </w:tcPr>
+          <w:p>
+            <w:r>
+              <w:t>/api/personas/:id/contactos</w:t>
+            </w:r>
+          </w:p>
+        </w:tc>
+        <w:tc>
+          <w:tcPr>
+            <w:tcW w:type="dxa" w:w="2880"/>
+          </w:tcPr>
+          <w:p>
+            <w:r>
+              <w:t>Lista los contactos (transferencias previas)</w:t>
+            </w:r>
+          </w:p>
+        </w:tc>
+        <w:tc>
+          <w:tcPr>
+            <w:tcW w:type="dxa" w:w="2680"/>
+          </w:tcPr>
+          <w:p>
+            <w:r>
+              <w:t>Si</w:t>
+            </w:r>
+          </w:p>
+        </w:tc>
+      </w:tr>
+    </w:tbl>
   </w:body>
 </w:document>
 </file>

--- a/tree_bank_documentacion.docx
+++ b/tree_bank_documentacion.docx
@@ -3212,7 +3212,7 @@
                 <w:sz w:val="20"/>
                 <w:szCs w:val="20"/>
               </w:rPr>
-              <w:t xml:space="preserve">No</w:t>
+              <w:t>Si (Admin)</w:t>
             </w:r>
           </w:p>
         </w:tc>
@@ -4704,7 +4704,7 @@
                 <w:sz w:val="20"/>
                 <w:szCs w:val="20"/>
               </w:rPr>
-              <w:t xml:space="preserve">No</w:t>
+              <w:t>Si (Admin)</w:t>
             </w:r>
           </w:p>
         </w:tc>
@@ -7668,7 +7668,7 @@
           </w:tcPr>
           <w:p>
             <w:r>
-              <w:t>No</w:t>
+              <w:t>Si</w:t>
             </w:r>
           </w:p>
         </w:tc>
@@ -8051,7 +8051,856 @@
           </w:p>
         </w:tc>
       </w:tr>
+      <w:tr>
+        <w:tc>
+          <w:tcPr>
+            <w:tcBorders>
+              <w:top w:val="single" w:color="CCCCCC" w:sz="1"/>
+              <w:left w:val="single" w:color="CCCCCC" w:sz="1"/>
+              <w:bottom w:val="single" w:color="CCCCCC" w:sz="1"/>
+              <w:right w:val="single" w:color="CCCCCC" w:sz="1"/>
+            </w:tcBorders>
+            <w:shd w:fill="F0FDF4" w:val="clear"/>
+            <w:tcMar>
+              <w:top w:type="dxa" w:w="80"/>
+              <w:left w:type="dxa" w:w="150"/>
+              <w:bottom w:type="dxa" w:w="80"/>
+              <w:right w:type="dxa" w:w="150"/>
+            </w:tcMar>
+          </w:tcPr>
+          <w:p>
+            <w:r>
+              <w:t>GET</w:t>
+            </w:r>
+          </w:p>
+        </w:tc>
+        <w:tc>
+          <w:tcPr>
+            <w:tcBorders>
+              <w:top w:val="single" w:color="CCCCCC" w:sz="1"/>
+              <w:left w:val="single" w:color="CCCCCC" w:sz="1"/>
+              <w:bottom w:val="single" w:color="CCCCCC" w:sz="1"/>
+              <w:right w:val="single" w:color="CCCCCC" w:sz="1"/>
+            </w:tcBorders>
+            <w:shd w:fill="FFFFFF" w:val="clear"/>
+            <w:tcMar>
+              <w:top w:type="dxa" w:w="80"/>
+              <w:left w:type="dxa" w:w="150"/>
+              <w:bottom w:type="dxa" w:w="80"/>
+              <w:right w:type="dxa" w:w="150"/>
+            </w:tcMar>
+          </w:tcPr>
+          <w:p>
+            <w:r>
+              <w:t>/api/personas/:id/roles</w:t>
+            </w:r>
+          </w:p>
+        </w:tc>
+        <w:tc>
+          <w:tcPr>
+            <w:tcBorders>
+              <w:top w:val="single" w:color="CCCCCC" w:sz="1"/>
+              <w:left w:val="single" w:color="CCCCCC" w:sz="1"/>
+              <w:bottom w:val="single" w:color="CCCCCC" w:sz="1"/>
+              <w:right w:val="single" w:color="CCCCCC" w:sz="1"/>
+            </w:tcBorders>
+            <w:shd w:fill="FFFFFF" w:val="clear"/>
+            <w:tcMar>
+              <w:top w:type="dxa" w:w="80"/>
+              <w:left w:type="dxa" w:w="150"/>
+              <w:bottom w:type="dxa" w:w="80"/>
+              <w:right w:type="dxa" w:w="150"/>
+            </w:tcMar>
+          </w:tcPr>
+          <w:p>
+            <w:r>
+              <w:t>Roles de una persona (propios, o cualquiera si sos Admin)</w:t>
+            </w:r>
+          </w:p>
+        </w:tc>
+        <w:tc>
+          <w:tcPr>
+            <w:tcBorders>
+              <w:top w:val="single" w:color="CCCCCC" w:sz="1"/>
+              <w:left w:val="single" w:color="CCCCCC" w:sz="1"/>
+              <w:bottom w:val="single" w:color="CCCCCC" w:sz="1"/>
+              <w:right w:val="single" w:color="CCCCCC" w:sz="1"/>
+            </w:tcBorders>
+            <w:shd w:fill="FFFFFF" w:val="clear"/>
+            <w:tcMar>
+              <w:top w:type="dxa" w:w="80"/>
+              <w:left w:type="dxa" w:w="150"/>
+              <w:bottom w:type="dxa" w:w="80"/>
+              <w:right w:type="dxa" w:w="150"/>
+            </w:tcMar>
+          </w:tcPr>
+          <w:p>
+            <w:r>
+              <w:t>Si</w:t>
+            </w:r>
+          </w:p>
+        </w:tc>
+      </w:tr>
+      <w:tr>
+        <w:tc>
+          <w:tcPr>
+            <w:tcBorders>
+              <w:top w:val="single" w:color="CCCCCC" w:sz="1"/>
+              <w:left w:val="single" w:color="CCCCCC" w:sz="1"/>
+              <w:bottom w:val="single" w:color="CCCCCC" w:sz="1"/>
+              <w:right w:val="single" w:color="CCCCCC" w:sz="1"/>
+            </w:tcBorders>
+            <w:shd w:fill="F0FDF4" w:val="clear"/>
+            <w:tcMar>
+              <w:top w:type="dxa" w:w="80"/>
+              <w:left w:type="dxa" w:w="150"/>
+              <w:bottom w:type="dxa" w:w="80"/>
+              <w:right w:type="dxa" w:w="150"/>
+            </w:tcMar>
+          </w:tcPr>
+          <w:p>
+            <w:r>
+              <w:t>GET</w:t>
+            </w:r>
+          </w:p>
+        </w:tc>
+        <w:tc>
+          <w:tcPr>
+            <w:tcBorders>
+              <w:top w:val="single" w:color="CCCCCC" w:sz="1"/>
+              <w:left w:val="single" w:color="CCCCCC" w:sz="1"/>
+              <w:bottom w:val="single" w:color="CCCCCC" w:sz="1"/>
+              <w:right w:val="single" w:color="CCCCCC" w:sz="1"/>
+            </w:tcBorders>
+            <w:shd w:fill="FFFFFF" w:val="clear"/>
+            <w:tcMar>
+              <w:top w:type="dxa" w:w="80"/>
+              <w:left w:type="dxa" w:w="150"/>
+              <w:bottom w:type="dxa" w:w="80"/>
+              <w:right w:type="dxa" w:w="150"/>
+            </w:tcMar>
+          </w:tcPr>
+          <w:p>
+            <w:r>
+              <w:t>/api/tablas/:tabla</w:t>
+            </w:r>
+          </w:p>
+        </w:tc>
+        <w:tc>
+          <w:tcPr>
+            <w:tcBorders>
+              <w:top w:val="single" w:color="CCCCCC" w:sz="1"/>
+              <w:left w:val="single" w:color="CCCCCC" w:sz="1"/>
+              <w:bottom w:val="single" w:color="CCCCCC" w:sz="1"/>
+              <w:right w:val="single" w:color="CCCCCC" w:sz="1"/>
+            </w:tcBorders>
+            <w:shd w:fill="FFFFFF" w:val="clear"/>
+            <w:tcMar>
+              <w:top w:type="dxa" w:w="80"/>
+              <w:left w:type="dxa" w:w="150"/>
+              <w:bottom w:type="dxa" w:w="80"/>
+              <w:right w:type="dxa" w:w="150"/>
+            </w:tcMar>
+          </w:tcPr>
+          <w:p>
+            <w:r>
+              <w:t>Vuelca una tabla completa de la base (herramienta de back-office)</w:t>
+            </w:r>
+          </w:p>
+        </w:tc>
+        <w:tc>
+          <w:tcPr>
+            <w:tcBorders>
+              <w:top w:val="single" w:color="CCCCCC" w:sz="1"/>
+              <w:left w:val="single" w:color="CCCCCC" w:sz="1"/>
+              <w:bottom w:val="single" w:color="CCCCCC" w:sz="1"/>
+              <w:right w:val="single" w:color="CCCCCC" w:sz="1"/>
+            </w:tcBorders>
+            <w:shd w:fill="FFFFFF" w:val="clear"/>
+            <w:tcMar>
+              <w:top w:type="dxa" w:w="80"/>
+              <w:left w:type="dxa" w:w="150"/>
+              <w:bottom w:type="dxa" w:w="80"/>
+              <w:right w:type="dxa" w:w="150"/>
+            </w:tcMar>
+          </w:tcPr>
+          <w:p>
+            <w:r>
+              <w:t>Si (Admin)</w:t>
+            </w:r>
+          </w:p>
+        </w:tc>
+      </w:tr>
+      <w:tr>
+        <w:tc>
+          <w:tcPr>
+            <w:tcBorders>
+              <w:top w:val="single" w:color="CCCCCC" w:sz="1"/>
+              <w:left w:val="single" w:color="CCCCCC" w:sz="1"/>
+              <w:bottom w:val="single" w:color="CCCCCC" w:sz="1"/>
+              <w:right w:val="single" w:color="CCCCCC" w:sz="1"/>
+            </w:tcBorders>
+            <w:shd w:fill="F0FDF4" w:val="clear"/>
+            <w:tcMar>
+              <w:top w:type="dxa" w:w="80"/>
+              <w:left w:type="dxa" w:w="150"/>
+              <w:bottom w:type="dxa" w:w="80"/>
+              <w:right w:type="dxa" w:w="150"/>
+            </w:tcMar>
+          </w:tcPr>
+          <w:p>
+            <w:r>
+              <w:t>PUT</w:t>
+            </w:r>
+          </w:p>
+        </w:tc>
+        <w:tc>
+          <w:tcPr>
+            <w:tcBorders>
+              <w:top w:val="single" w:color="CCCCCC" w:sz="1"/>
+              <w:left w:val="single" w:color="CCCCCC" w:sz="1"/>
+              <w:bottom w:val="single" w:color="CCCCCC" w:sz="1"/>
+              <w:right w:val="single" w:color="CCCCCC" w:sz="1"/>
+            </w:tcBorders>
+            <w:shd w:fill="FFFFFF" w:val="clear"/>
+            <w:tcMar>
+              <w:top w:type="dxa" w:w="80"/>
+              <w:left w:type="dxa" w:w="150"/>
+              <w:bottom w:type="dxa" w:w="80"/>
+              <w:right w:type="dxa" w:w="150"/>
+            </w:tcMar>
+          </w:tcPr>
+          <w:p>
+            <w:r>
+              <w:t>/api/bancos/nombre</w:t>
+            </w:r>
+          </w:p>
+        </w:tc>
+        <w:tc>
+          <w:tcPr>
+            <w:tcBorders>
+              <w:top w:val="single" w:color="CCCCCC" w:sz="1"/>
+              <w:left w:val="single" w:color="CCCCCC" w:sz="1"/>
+              <w:bottom w:val="single" w:color="CCCCCC" w:sz="1"/>
+              <w:right w:val="single" w:color="CCCCCC" w:sz="1"/>
+            </w:tcBorders>
+            <w:shd w:fill="FFFFFF" w:val="clear"/>
+            <w:tcMar>
+              <w:top w:type="dxa" w:w="80"/>
+              <w:left w:type="dxa" w:w="150"/>
+              <w:bottom w:type="dxa" w:w="80"/>
+              <w:right w:type="dxa" w:w="150"/>
+            </w:tcMar>
+          </w:tcPr>
+          <w:p>
+            <w:r>
+              <w:t>Cambia el nombre del banco en el Banco Central</w:t>
+            </w:r>
+          </w:p>
+        </w:tc>
+        <w:tc>
+          <w:tcPr>
+            <w:tcBorders>
+              <w:top w:val="single" w:color="CCCCCC" w:sz="1"/>
+              <w:left w:val="single" w:color="CCCCCC" w:sz="1"/>
+              <w:bottom w:val="single" w:color="CCCCCC" w:sz="1"/>
+              <w:right w:val="single" w:color="CCCCCC" w:sz="1"/>
+            </w:tcBorders>
+            <w:shd w:fill="FFFFFF" w:val="clear"/>
+            <w:tcMar>
+              <w:top w:type="dxa" w:w="80"/>
+              <w:left w:type="dxa" w:w="150"/>
+              <w:bottom w:type="dxa" w:w="80"/>
+              <w:right w:type="dxa" w:w="150"/>
+            </w:tcMar>
+          </w:tcPr>
+          <w:p>
+            <w:r>
+              <w:t>Si (Admin)</w:t>
+            </w:r>
+          </w:p>
+        </w:tc>
+      </w:tr>
+      <w:tr>
+        <w:tc>
+          <w:tcPr>
+            <w:tcBorders>
+              <w:top w:val="single" w:color="CCCCCC" w:sz="1"/>
+              <w:left w:val="single" w:color="CCCCCC" w:sz="1"/>
+              <w:bottom w:val="single" w:color="CCCCCC" w:sz="1"/>
+              <w:right w:val="single" w:color="CCCCCC" w:sz="1"/>
+            </w:tcBorders>
+            <w:shd w:fill="F0FDF4" w:val="clear"/>
+            <w:tcMar>
+              <w:top w:type="dxa" w:w="80"/>
+              <w:left w:type="dxa" w:w="150"/>
+              <w:bottom w:type="dxa" w:w="80"/>
+              <w:right w:type="dxa" w:w="150"/>
+            </w:tcMar>
+          </w:tcPr>
+          <w:p>
+            <w:r>
+              <w:t>GET</w:t>
+            </w:r>
+          </w:p>
+        </w:tc>
+        <w:tc>
+          <w:tcPr>
+            <w:tcBorders>
+              <w:top w:val="single" w:color="CCCCCC" w:sz="1"/>
+              <w:left w:val="single" w:color="CCCCCC" w:sz="1"/>
+              <w:bottom w:val="single" w:color="CCCCCC" w:sz="1"/>
+              <w:right w:val="single" w:color="CCCCCC" w:sz="1"/>
+            </w:tcBorders>
+            <w:shd w:fill="FFFFFF" w:val="clear"/>
+            <w:tcMar>
+              <w:top w:type="dxa" w:w="80"/>
+              <w:left w:type="dxa" w:w="150"/>
+              <w:bottom w:type="dxa" w:w="80"/>
+              <w:right w:type="dxa" w:w="150"/>
+            </w:tcMar>
+          </w:tcPr>
+          <w:p>
+            <w:r>
+              <w:t>/api/recargas/operadores</w:t>
+            </w:r>
+          </w:p>
+        </w:tc>
+        <w:tc>
+          <w:tcPr>
+            <w:tcBorders>
+              <w:top w:val="single" w:color="CCCCCC" w:sz="1"/>
+              <w:left w:val="single" w:color="CCCCCC" w:sz="1"/>
+              <w:bottom w:val="single" w:color="CCCCCC" w:sz="1"/>
+              <w:right w:val="single" w:color="CCCCCC" w:sz="1"/>
+            </w:tcBorders>
+            <w:shd w:fill="FFFFFF" w:val="clear"/>
+            <w:tcMar>
+              <w:top w:type="dxa" w:w="80"/>
+              <w:left w:type="dxa" w:w="150"/>
+              <w:bottom w:type="dxa" w:w="80"/>
+              <w:right w:type="dxa" w:w="150"/>
+            </w:tcMar>
+          </w:tcPr>
+          <w:p>
+            <w:r>
+              <w:t>Catalogo de operadores y montos permitidos para recargar celular</w:t>
+            </w:r>
+          </w:p>
+        </w:tc>
+        <w:tc>
+          <w:tcPr>
+            <w:tcBorders>
+              <w:top w:val="single" w:color="CCCCCC" w:sz="1"/>
+              <w:left w:val="single" w:color="CCCCCC" w:sz="1"/>
+              <w:bottom w:val="single" w:color="CCCCCC" w:sz="1"/>
+              <w:right w:val="single" w:color="CCCCCC" w:sz="1"/>
+            </w:tcBorders>
+            <w:shd w:fill="FFFFFF" w:val="clear"/>
+            <w:tcMar>
+              <w:top w:type="dxa" w:w="80"/>
+              <w:left w:type="dxa" w:w="150"/>
+              <w:bottom w:type="dxa" w:w="80"/>
+              <w:right w:type="dxa" w:w="150"/>
+            </w:tcMar>
+          </w:tcPr>
+          <w:p>
+            <w:r>
+              <w:t>Si</w:t>
+            </w:r>
+          </w:p>
+        </w:tc>
+      </w:tr>
+      <w:tr>
+        <w:tc>
+          <w:tcPr>
+            <w:tcBorders>
+              <w:top w:val="single" w:color="CCCCCC" w:sz="1"/>
+              <w:left w:val="single" w:color="CCCCCC" w:sz="1"/>
+              <w:bottom w:val="single" w:color="CCCCCC" w:sz="1"/>
+              <w:right w:val="single" w:color="CCCCCC" w:sz="1"/>
+            </w:tcBorders>
+            <w:shd w:fill="F0FDF4" w:val="clear"/>
+            <w:tcMar>
+              <w:top w:type="dxa" w:w="80"/>
+              <w:left w:type="dxa" w:w="150"/>
+              <w:bottom w:type="dxa" w:w="80"/>
+              <w:right w:type="dxa" w:w="150"/>
+            </w:tcMar>
+          </w:tcPr>
+          <w:p>
+            <w:r>
+              <w:t>POST</w:t>
+            </w:r>
+          </w:p>
+        </w:tc>
+        <w:tc>
+          <w:tcPr>
+            <w:tcBorders>
+              <w:top w:val="single" w:color="CCCCCC" w:sz="1"/>
+              <w:left w:val="single" w:color="CCCCCC" w:sz="1"/>
+              <w:bottom w:val="single" w:color="CCCCCC" w:sz="1"/>
+              <w:right w:val="single" w:color="CCCCCC" w:sz="1"/>
+            </w:tcBorders>
+            <w:shd w:fill="FFFFFF" w:val="clear"/>
+            <w:tcMar>
+              <w:top w:type="dxa" w:w="80"/>
+              <w:left w:type="dxa" w:w="150"/>
+              <w:bottom w:type="dxa" w:w="80"/>
+              <w:right w:type="dxa" w:w="150"/>
+            </w:tcMar>
+          </w:tcPr>
+          <w:p>
+            <w:r>
+              <w:t>/api/recargas</w:t>
+            </w:r>
+          </w:p>
+        </w:tc>
+        <w:tc>
+          <w:tcPr>
+            <w:tcBorders>
+              <w:top w:val="single" w:color="CCCCCC" w:sz="1"/>
+              <w:left w:val="single" w:color="CCCCCC" w:sz="1"/>
+              <w:bottom w:val="single" w:color="CCCCCC" w:sz="1"/>
+              <w:right w:val="single" w:color="CCCCCC" w:sz="1"/>
+            </w:tcBorders>
+            <w:shd w:fill="FFFFFF" w:val="clear"/>
+            <w:tcMar>
+              <w:top w:type="dxa" w:w="80"/>
+              <w:left w:type="dxa" w:w="150"/>
+              <w:bottom w:type="dxa" w:w="80"/>
+              <w:right w:type="dxa" w:w="150"/>
+            </w:tcMar>
+          </w:tcPr>
+          <w:p>
+            <w:r>
+              <w:t>Recarga de celular en una denominacion fija, debita la caja en ARS</w:t>
+            </w:r>
+          </w:p>
+        </w:tc>
+        <w:tc>
+          <w:tcPr>
+            <w:tcBorders>
+              <w:top w:val="single" w:color="CCCCCC" w:sz="1"/>
+              <w:left w:val="single" w:color="CCCCCC" w:sz="1"/>
+              <w:bottom w:val="single" w:color="CCCCCC" w:sz="1"/>
+              <w:right w:val="single" w:color="CCCCCC" w:sz="1"/>
+            </w:tcBorders>
+            <w:shd w:fill="FFFFFF" w:val="clear"/>
+            <w:tcMar>
+              <w:top w:type="dxa" w:w="80"/>
+              <w:left w:type="dxa" w:w="150"/>
+              <w:bottom w:type="dxa" w:w="80"/>
+              <w:right w:type="dxa" w:w="150"/>
+            </w:tcMar>
+          </w:tcPr>
+          <w:p>
+            <w:r>
+              <w:t>Si</w:t>
+            </w:r>
+          </w:p>
+        </w:tc>
+      </w:tr>
+      <w:tr>
+        <w:tc>
+          <w:tcPr>
+            <w:tcBorders>
+              <w:top w:val="single" w:color="CCCCCC" w:sz="1"/>
+              <w:left w:val="single" w:color="CCCCCC" w:sz="1"/>
+              <w:bottom w:val="single" w:color="CCCCCC" w:sz="1"/>
+              <w:right w:val="single" w:color="CCCCCC" w:sz="1"/>
+            </w:tcBorders>
+            <w:shd w:fill="F0FDF4" w:val="clear"/>
+            <w:tcMar>
+              <w:top w:type="dxa" w:w="80"/>
+              <w:left w:type="dxa" w:w="150"/>
+              <w:bottom w:type="dxa" w:w="80"/>
+              <w:right w:type="dxa" w:w="150"/>
+            </w:tcMar>
+          </w:tcPr>
+          <w:p>
+            <w:r>
+              <w:t>POST</w:t>
+            </w:r>
+          </w:p>
+        </w:tc>
+        <w:tc>
+          <w:tcPr>
+            <w:tcBorders>
+              <w:top w:val="single" w:color="CCCCCC" w:sz="1"/>
+              <w:left w:val="single" w:color="CCCCCC" w:sz="1"/>
+              <w:bottom w:val="single" w:color="CCCCCC" w:sz="1"/>
+              <w:right w:val="single" w:color="CCCCCC" w:sz="1"/>
+            </w:tcBorders>
+            <w:shd w:fill="FFFFFF" w:val="clear"/>
+            <w:tcMar>
+              <w:top w:type="dxa" w:w="80"/>
+              <w:left w:type="dxa" w:w="150"/>
+              <w:bottom w:type="dxa" w:w="80"/>
+              <w:right w:type="dxa" w:w="150"/>
+            </w:tcMar>
+          </w:tcPr>
+          <w:p>
+            <w:r>
+              <w:t>/api/reportes</w:t>
+            </w:r>
+          </w:p>
+        </w:tc>
+        <w:tc>
+          <w:tcPr>
+            <w:tcBorders>
+              <w:top w:val="single" w:color="CCCCCC" w:sz="1"/>
+              <w:left w:val="single" w:color="CCCCCC" w:sz="1"/>
+              <w:bottom w:val="single" w:color="CCCCCC" w:sz="1"/>
+              <w:right w:val="single" w:color="CCCCCC" w:sz="1"/>
+            </w:tcBorders>
+            <w:shd w:fill="FFFFFF" w:val="clear"/>
+            <w:tcMar>
+              <w:top w:type="dxa" w:w="80"/>
+              <w:left w:type="dxa" w:w="150"/>
+              <w:bottom w:type="dxa" w:w="80"/>
+              <w:right w:type="dxa" w:w="150"/>
+            </w:tcMar>
+          </w:tcPr>
+          <w:p>
+            <w:r>
+              <w:t>Reporta un problema de la aplicacion (funciona con o sin login)</w:t>
+            </w:r>
+          </w:p>
+        </w:tc>
+        <w:tc>
+          <w:tcPr>
+            <w:tcBorders>
+              <w:top w:val="single" w:color="CCCCCC" w:sz="1"/>
+              <w:left w:val="single" w:color="CCCCCC" w:sz="1"/>
+              <w:bottom w:val="single" w:color="CCCCCC" w:sz="1"/>
+              <w:right w:val="single" w:color="CCCCCC" w:sz="1"/>
+            </w:tcBorders>
+            <w:shd w:fill="FFFFFF" w:val="clear"/>
+            <w:tcMar>
+              <w:top w:type="dxa" w:w="80"/>
+              <w:left w:type="dxa" w:w="150"/>
+              <w:bottom w:type="dxa" w:w="80"/>
+              <w:right w:type="dxa" w:w="150"/>
+            </w:tcMar>
+          </w:tcPr>
+          <w:p>
+            <w:r>
+              <w:t>No (opcional)</w:t>
+            </w:r>
+          </w:p>
+        </w:tc>
+      </w:tr>
+      <w:tr>
+        <w:tc>
+          <w:tcPr>
+            <w:tcBorders>
+              <w:top w:val="single" w:color="CCCCCC" w:sz="1"/>
+              <w:left w:val="single" w:color="CCCCCC" w:sz="1"/>
+              <w:bottom w:val="single" w:color="CCCCCC" w:sz="1"/>
+              <w:right w:val="single" w:color="CCCCCC" w:sz="1"/>
+            </w:tcBorders>
+            <w:shd w:fill="F0FDF4" w:val="clear"/>
+            <w:tcMar>
+              <w:top w:type="dxa" w:w="80"/>
+              <w:left w:type="dxa" w:w="150"/>
+              <w:bottom w:type="dxa" w:w="80"/>
+              <w:right w:type="dxa" w:w="150"/>
+            </w:tcMar>
+          </w:tcPr>
+          <w:p>
+            <w:r>
+              <w:t>GET</w:t>
+            </w:r>
+          </w:p>
+        </w:tc>
+        <w:tc>
+          <w:tcPr>
+            <w:tcBorders>
+              <w:top w:val="single" w:color="CCCCCC" w:sz="1"/>
+              <w:left w:val="single" w:color="CCCCCC" w:sz="1"/>
+              <w:bottom w:val="single" w:color="CCCCCC" w:sz="1"/>
+              <w:right w:val="single" w:color="CCCCCC" w:sz="1"/>
+            </w:tcBorders>
+            <w:shd w:fill="FFFFFF" w:val="clear"/>
+            <w:tcMar>
+              <w:top w:type="dxa" w:w="80"/>
+              <w:left w:type="dxa" w:w="150"/>
+              <w:bottom w:type="dxa" w:w="80"/>
+              <w:right w:type="dxa" w:w="150"/>
+            </w:tcMar>
+          </w:tcPr>
+          <w:p>
+            <w:r>
+              <w:t>/api/admin/reportes</w:t>
+            </w:r>
+          </w:p>
+        </w:tc>
+        <w:tc>
+          <w:tcPr>
+            <w:tcBorders>
+              <w:top w:val="single" w:color="CCCCCC" w:sz="1"/>
+              <w:left w:val="single" w:color="CCCCCC" w:sz="1"/>
+              <w:bottom w:val="single" w:color="CCCCCC" w:sz="1"/>
+              <w:right w:val="single" w:color="CCCCCC" w:sz="1"/>
+            </w:tcBorders>
+            <w:shd w:fill="FFFFFF" w:val="clear"/>
+            <w:tcMar>
+              <w:top w:type="dxa" w:w="80"/>
+              <w:left w:type="dxa" w:w="150"/>
+              <w:bottom w:type="dxa" w:w="80"/>
+              <w:right w:type="dxa" w:w="150"/>
+            </w:tcMar>
+          </w:tcPr>
+          <w:p>
+            <w:r>
+              <w:t>Lista todos los reportes recibidos</w:t>
+            </w:r>
+          </w:p>
+        </w:tc>
+        <w:tc>
+          <w:tcPr>
+            <w:tcBorders>
+              <w:top w:val="single" w:color="CCCCCC" w:sz="1"/>
+              <w:left w:val="single" w:color="CCCCCC" w:sz="1"/>
+              <w:bottom w:val="single" w:color="CCCCCC" w:sz="1"/>
+              <w:right w:val="single" w:color="CCCCCC" w:sz="1"/>
+            </w:tcBorders>
+            <w:shd w:fill="FFFFFF" w:val="clear"/>
+            <w:tcMar>
+              <w:top w:type="dxa" w:w="80"/>
+              <w:left w:type="dxa" w:w="150"/>
+              <w:bottom w:type="dxa" w:w="80"/>
+              <w:right w:type="dxa" w:w="150"/>
+            </w:tcMar>
+          </w:tcPr>
+          <w:p>
+            <w:r>
+              <w:t>Si (Admin)</w:t>
+            </w:r>
+          </w:p>
+        </w:tc>
+      </w:tr>
+      <w:tr>
+        <w:tc>
+          <w:tcPr>
+            <w:tcBorders>
+              <w:top w:val="single" w:color="CCCCCC" w:sz="1"/>
+              <w:left w:val="single" w:color="CCCCCC" w:sz="1"/>
+              <w:bottom w:val="single" w:color="CCCCCC" w:sz="1"/>
+              <w:right w:val="single" w:color="CCCCCC" w:sz="1"/>
+            </w:tcBorders>
+            <w:shd w:fill="F0FDF4" w:val="clear"/>
+            <w:tcMar>
+              <w:top w:type="dxa" w:w="80"/>
+              <w:left w:type="dxa" w:w="150"/>
+              <w:bottom w:type="dxa" w:w="80"/>
+              <w:right w:type="dxa" w:w="150"/>
+            </w:tcMar>
+          </w:tcPr>
+          <w:p>
+            <w:r>
+              <w:t>PUT</w:t>
+            </w:r>
+          </w:p>
+        </w:tc>
+        <w:tc>
+          <w:tcPr>
+            <w:tcBorders>
+              <w:top w:val="single" w:color="CCCCCC" w:sz="1"/>
+              <w:left w:val="single" w:color="CCCCCC" w:sz="1"/>
+              <w:bottom w:val="single" w:color="CCCCCC" w:sz="1"/>
+              <w:right w:val="single" w:color="CCCCCC" w:sz="1"/>
+            </w:tcBorders>
+            <w:shd w:fill="FFFFFF" w:val="clear"/>
+            <w:tcMar>
+              <w:top w:type="dxa" w:w="80"/>
+              <w:left w:type="dxa" w:w="150"/>
+              <w:bottom w:type="dxa" w:w="80"/>
+              <w:right w:type="dxa" w:w="150"/>
+            </w:tcMar>
+          </w:tcPr>
+          <w:p>
+            <w:r>
+              <w:t>/api/admin/reportes/:id/estado</w:t>
+            </w:r>
+          </w:p>
+        </w:tc>
+        <w:tc>
+          <w:tcPr>
+            <w:tcBorders>
+              <w:top w:val="single" w:color="CCCCCC" w:sz="1"/>
+              <w:left w:val="single" w:color="CCCCCC" w:sz="1"/>
+              <w:bottom w:val="single" w:color="CCCCCC" w:sz="1"/>
+              <w:right w:val="single" w:color="CCCCCC" w:sz="1"/>
+            </w:tcBorders>
+            <w:shd w:fill="FFFFFF" w:val="clear"/>
+            <w:tcMar>
+              <w:top w:type="dxa" w:w="80"/>
+              <w:left w:type="dxa" w:w="150"/>
+              <w:bottom w:type="dxa" w:w="80"/>
+              <w:right w:type="dxa" w:w="150"/>
+            </w:tcMar>
+          </w:tcPr>
+          <w:p>
+            <w:r>
+              <w:t>Marca un reporte como resuelto o lo reabre</w:t>
+            </w:r>
+          </w:p>
+        </w:tc>
+        <w:tc>
+          <w:tcPr>
+            <w:tcBorders>
+              <w:top w:val="single" w:color="CCCCCC" w:sz="1"/>
+              <w:left w:val="single" w:color="CCCCCC" w:sz="1"/>
+              <w:bottom w:val="single" w:color="CCCCCC" w:sz="1"/>
+              <w:right w:val="single" w:color="CCCCCC" w:sz="1"/>
+            </w:tcBorders>
+            <w:shd w:fill="FFFFFF" w:val="clear"/>
+            <w:tcMar>
+              <w:top w:type="dxa" w:w="80"/>
+              <w:left w:type="dxa" w:w="150"/>
+              <w:bottom w:type="dxa" w:w="80"/>
+              <w:right w:type="dxa" w:w="150"/>
+            </w:tcMar>
+          </w:tcPr>
+          <w:p>
+            <w:r>
+              <w:t>Si (Admin)</w:t>
+            </w:r>
+          </w:p>
+        </w:tc>
+      </w:tr>
     </w:tbl>
+    <w:p>
+      <w:pPr>
+        <w:pStyle w:val="Heading2"/>
+        <w:spacing w:after="160" w:before="300"/>
+      </w:pPr>
+      <w:r>
+        <w:rPr>
+          <w:b/>
+          <w:bCs/>
+          <w:color w:val="14532D"/>
+        </w:rPr>
+        <w:t xml:space="preserve">11.7 Recarga de celular</w:t>
+      </w:r>
+    </w:p>
+    <w:p>
+      <w:pPr>
+        <w:spacing w:after="80" w:before="80"/>
+      </w:pPr>
+      <w:r>
+        <w:rPr>
+          <w:color w:val="111827"/>
+          <w:sz w:val="22"/>
+          <w:szCs w:val="22"/>
+        </w:rPr>
+        <w:t xml:space="preserve">Desde 'Recargar', un cliente logueado puede cargar credito a cualquier linea (Movistar, Personal o Claro) en denominaciones fijas ($500, $1000, $1500, $2000, $3000 o $5000). A diferencia de los servicios, no hay un paso de 'consultar factura': es una operacion directa que descuenta al toque de la caja en ARS y queda categorizada como RECARGA_CELULAR en el historial de movimientos.</w:t>
+      </w:r>
+    </w:p>
+    <w:p>
+      <w:pPr>
+        <w:pStyle w:val="Heading2"/>
+        <w:spacing w:after="160" w:before="300"/>
+      </w:pPr>
+      <w:r>
+        <w:rPr>
+          <w:b/>
+          <w:bCs/>
+          <w:color w:val="14532D"/>
+        </w:rPr>
+        <w:t xml:space="preserve">11.8 Reportes de problemas de la aplicacion</w:t>
+      </w:r>
+    </w:p>
+    <w:p>
+      <w:pPr>
+        <w:spacing w:after="80" w:before="80"/>
+      </w:pPr>
+      <w:r>
+        <w:rPr>
+          <w:color w:val="111827"/>
+          <w:sz w:val="22"/>
+          <w:szCs w:val="22"/>
+        </w:rPr>
+        <w:t xml:space="preserve">Cualquier usuario, este logueado o no, puede reportar un problema desde el boton 'Reportar un problema' visible en toda la app (sidebar y topbar). El reporte queda guardado en la tabla Reportes, asociado a la persona si habia un token valido o anonimo si no, y el panel de administrador lo lista y permite marcarlo como resuelto o reabrirlo. El endpoint POST /api/reportes esta limitado a 8 pedidos por IP cada 15 minutos para que no se use para llenar la tabla de spam. Si se configura REPORTES_WEBHOOK_URL en el .env (una URL de Discord o Slack), cada reporte nuevo tambien manda un aviso ahi al toque.</w:t>
+      </w:r>
+    </w:p>
+    <w:p>
+      <w:pPr>
+        <w:pStyle w:val="Heading2"/>
+        <w:spacing w:after="160" w:before="300"/>
+      </w:pPr>
+      <w:r>
+        <w:rPr>
+          <w:b/>
+          <w:bCs/>
+          <w:color w:val="14532D"/>
+        </w:rPr>
+        <w:t xml:space="preserve">11.9 Endurecimiento de seguridad (2026)</w:t>
+      </w:r>
+    </w:p>
+    <w:p>
+      <w:pPr>
+        <w:spacing w:after="80" w:before="80"/>
+      </w:pPr>
+      <w:r>
+        <w:rPr>
+          <w:color w:val="111827"/>
+          <w:sz w:val="22"/>
+          <w:szCs w:val="22"/>
+        </w:rPr>
+        <w:t xml:space="preserve">Una revision de seguridad encontro varios endpoints completamente abiertos y algunas validaciones debiles. Los cambios principales:</w:t>
+      </w:r>
+    </w:p>
+    <w:p>
+      <w:pPr>
+        <w:pStyle w:val="ListParagraph"/>
+      </w:pPr>
+      <w:r>
+        <w:t>• GET /api/tablas/:tabla, GET /api/personas, GET /api/personas/:id/roles, GET /api/central-deudores/:dni, PUT /api/bancos/nombre y GET/POST /api/sync no pedian token: cualquiera sin loguearse podia listar el DNI, el email y el password_hash de todos los clientes (via /api/tablas/personas), el CBU y el saldo de cada cuenta (via /api/tablas/cuentas_bancarias), y hasta renombrar el banco en el Banco Central. Ahora todos requieren token y, donde corresponde, rol ADMIN.</w:t>
+      </w:r>
+    </w:p>
+    <w:p>
+      <w:pPr>
+        <w:pStyle w:val="ListParagraph"/>
+      </w:pPr>
+      <w:r>
+        <w:t>• middleware/rateLimit.js frena la fuerza bruta: /auth/login, /auth/register y /auth/olvide-password cortan a los 10 intentos fallidos por IP cada 15 minutos (un login correcto reinicia el contador); /api/reportes usa un limitador similar.</w:t>
+      </w:r>
+    </w:p>
+    <w:p>
+      <w:pPr>
+        <w:pStyle w:val="ListParagraph"/>
+      </w:pPr>
+      <w:r>
+        <w:t>• middleware/ocultarDetalles.js evita que, en produccion, una respuesta 5xx exponga el mensaje interno de Postgres o del Banco Central: ese detalle queda solo en el log del servidor.</w:t>
+      </w:r>
+    </w:p>
+    <w:p>
+      <w:pPr>
+        <w:pStyle w:val="ListParagraph"/>
+      </w:pPr>
+      <w:r>
+        <w:t>• utils/validaciones.js unifica la validacion de montos, DNI, email y texto libre en todos los controllers. La version anterior (parseFloat suelto) aceptaba Infinity, notacion cientifica ('1e400') y texto con basura pegada ('100abc') como montos validos.</w:t>
+      </w:r>
+    </w:p>
+    <w:p>
+      <w:pPr>
+        <w:pStyle w:val="ListParagraph"/>
+      </w:pPr>
+      <w:r>
+        <w:t>• CORS ahora solo acepta pedidos desde los origenes listados en CORS_ORIGINS (por defecto, los puertos locales de Vite en desarrollo).</w:t>
+      </w:r>
+    </w:p>
+    <w:p>
+      <w:pPr>
+        <w:pStyle w:val="ListParagraph"/>
+      </w:pPr>
+      <w:r>
+        <w:t>• El rol ADMIN ya no se puede otorgar desde ningun endpoint de la API: scripts/admin.js (listar, promover, quitar, password) es la unica forma de gestionarlo, corriendo directamente en el servidor.</w:t>
+      </w:r>
+    </w:p>
   </w:body>
 </w:document>
 </file>
